--- a/tai-lieu-noi-bo/moscow/krutitsy-metochion.docx
+++ b/tai-lieu-noi-bo/moscow/krutitsy-metochion.docx
@@ -96,6 +96,14 @@
       </w:pPr>
       <w:r>
         <w:t>Nơi gắn với văn hào A-lếch-xan-đrơ Ghéc-txen (từng bị giam ở doanh trại Krutitsy) và với hành trình phục chế của Pi-ốt Ba-ra-nốp-xki; nay là toà giám mục của Thượng phụ và trụ sở Ban Thanh niên Giáo hội.</w:t>
+      </w:r>
+    </w:p>
+    <w:p>
+      <w:pPr>
+        <w:pStyle w:val="ListBullet"/>
+      </w:pPr>
+      <w:r>
+        <w:t>Khu vườn phủ đệ từng có đài phun nước được xem là đầu tiên của Moskva, dựng dưới thời đô trưởng Pavel II (Павел II, 1664–1676).</w:t>
       </w:r>
     </w:p>
     <w:p>
@@ -391,6 +399,135 @@
       </w:pPr>
       <w:r>
         <w:t>Cuối cùng, đừng bỏ lỡ những chi tiết nhỏ rải rác khắp khuôn viên: các ô cửa cổ, những bậc thang đá mòn vẹt, phần tường còn lộ lớp gạch nguyên bản, và những góc nơi công cuộc trùng tu vẫn đang tiếp diễn. Chính sự đan xen giữa phần đã phục dựng và phần còn dang dở lại cho du khách một cảm nhận chân thực về hành trình bảo tồn gian nan mà quần thể này đã và đang trải qua.</w:t>
+      </w:r>
+    </w:p>
+    <w:p>
+      <w:pPr>
+        <w:pStyle w:val="Heading1"/>
+      </w:pPr>
+      <w:r>
+        <w:rPr>
+          <w:color w:val="152C4E"/>
+        </w:rPr>
+        <w:t>Toà cổng Teremok — đọc từng ô gạch men (изразцы)</w:t>
+      </w:r>
+    </w:p>
+    <w:p>
+      <w:pPr>
+        <w:jc w:val="both"/>
+      </w:pPr>
+      <w:r>
+        <w:t>Trái tim của Krutitsy là toà cổng lầu Teremok (Крутицкий теремок) dựng năm 1693–1694, bắc ngang trên Cổng Thánh (Святые ворота) dẫn vào sân trong. Đây là công trình khiến cả quần thể trở nên độc nhất vô nhị: toàn bộ mặt tiền được phủ kín bằng gạch men nhiều màu (изразцы) — một 'tấm thảm gốm' lộng lẫy gần như không thấy ở nơi nào khác tại Moskva.</w:t>
+      </w:r>
+    </w:p>
+    <w:p>
+      <w:pPr>
+        <w:jc w:val="both"/>
+      </w:pPr>
+      <w:r>
+        <w:t>Toà cổng gắn với ba cái tên. Hai kiến trúc sư Osip Startsev (Осип Старцев) và Larion Kovalyov (Ларион Ковалёв) dựng phần kết cấu, còn bậc thầy gốm Stepan Ivanov biệt hiệu 'Polubes' (Степан Иванов «Полубес») là người thổi hồn cho lớp áo men. Startsev là kiến trúc sư cung đình nổi tiếng cuối thế kỷ 17, nên Teremok mang đậm phong cách Baroque Moskva (còn gọi Baroque Naryshkin) — hoa mỹ, đăng đối, giàu chi tiết trang trí.</w:t>
+      </w:r>
+    </w:p>
+    <w:p>
+      <w:pPr>
+        <w:jc w:val="both"/>
+      </w:pPr>
+      <w:r>
+        <w:t>Chi tiết đáng dừng lại lâu nhất là hai cây cột hai bên khung cửa sổ lớn: chúng được 'quấn' kín bằng gạch men tạo hình dây nho (виноградная лоза) leo từ chân lên tới đầu cột kiểu Corinthian. Bao quanh là các dải băng men, gờ mái và khung cửa vòm — mỗi mảng một hoạ tiết, phối các sắc lam, lục, vàng và nâu ánh kim rất đặc trưng của lò gốm Nga thế kỷ 17.</w:t>
+      </w:r>
+    </w:p>
+    <w:p>
+      <w:pPr>
+        <w:jc w:val="both"/>
+      </w:pPr>
+      <w:r>
+        <w:t>Gợi ý cách kể cho khách Việt: hãy để khách đứng đối diện cổng, ngẩng nhìn Teremok như nhìn một tấm bình phong gốm khổng lồ. Có thể nói vui rằng nếu phần lớn nhà thờ Nga 'khoác áo' bằng đá trắng và vàng lá, thì Krutitsy lại 'mặc áo gấm gốm'. Nhắc khách để ý dây nho quấn cột — mô-típ Kitô giáo (Chúa là cây nho thật) được người thợ Nga diễn đạt bằng chính bàn tay nặn đất nung.</w:t>
+      </w:r>
+    </w:p>
+    <w:p>
+      <w:pPr>
+        <w:pStyle w:val="Heading1"/>
+      </w:pPr>
+      <w:r>
+        <w:rPr>
+          <w:color w:val="152C4E"/>
+        </w:rPr>
+        <w:t>Nhà thờ Đức Mẹ An Nghỉ (Успенский собор) — một công trình, hai mùa, hai tầng</w:t>
+      </w:r>
+    </w:p>
+    <w:p>
+      <w:pPr>
+        <w:jc w:val="both"/>
+      </w:pPr>
+      <w:r>
+        <w:t>Công trình lớn nhất khu là nhà thờ Đức Mẹ An Nghỉ (Успенский собор), cao khoảng 29 mét tính từ mặt đất tới chân thánh giá, đội năm mái vòm (пятиглавие) theo truyền thống Chính Thống giáo. Nét đặc biệt: đây là nhà thờ 'hai trong một', xếp chồng hai tầng cho hai mùa khí hậu.</w:t>
+      </w:r>
+    </w:p>
+    <w:p>
+      <w:pPr>
+        <w:jc w:val="both"/>
+      </w:pPr>
+      <w:r>
+        <w:t>Tầng dưới là nhà thờ mùa đông kính hai thánh Tông đồ Pyotr và Pavel (Пётр và Павел), xây khoảng 1667–1689 — không gian thấp, ấm, dễ sưởi cho những tháng Moskva giá buốt. Tầng trên là nhà thờ mùa hè kính lễ Đức Mẹ An Nghỉ (Успение), hoàn thiện vào khoảng năm 1700 — cao ráo, nhiều ánh sáng, dành cho mùa ấm.</w:t>
+      </w:r>
+    </w:p>
+    <w:p>
+      <w:pPr>
+        <w:jc w:val="both"/>
+      </w:pPr>
+      <w:r>
+        <w:t>Nhà thờ từng chịu trận hoả hoạn lớn năm 1812 khi quân Napoléon chiếm Moskva; phần mái mãi tới năm 1817 mới lợp xong, còn nhà thờ tầng trên đến năm 1823 mới mở cửa trở lại. Một dãy hành lang có mái nối nhà thờ với phủ đệ đô trưởng, khiến quần thể liền mạch như một 'phố nhỏ trên cao'.</w:t>
+      </w:r>
+    </w:p>
+    <w:p>
+      <w:pPr>
+        <w:jc w:val="both"/>
+      </w:pPr>
+      <w:r>
+        <w:t>Gợi ý cách kể: khái niệm 'nhà thờ mùa đông – nhà thờ mùa hè' rất gần gũi với khách Việt (giống việc có nơi thờ chính và nơi thờ phụ). Con số 29 mét và ý tưởng 'hai nhà thờ chồng lên nhau vì khí hậu' thường khiến khách thích thú và dễ nhớ.</w:t>
+      </w:r>
+    </w:p>
+    <w:p>
+      <w:pPr>
+        <w:pStyle w:val="Heading1"/>
+      </w:pPr>
+      <w:r>
+        <w:rPr>
+          <w:color w:val="152C4E"/>
+        </w:rPr>
+        <w:t>Phủ đệ đô trưởng, hành lang &amp; khu vườn — đi hết một vòng sân</w:t>
+      </w:r>
+    </w:p>
+    <w:p>
+      <w:pPr>
+        <w:jc w:val="both"/>
+      </w:pPr>
+      <w:r>
+        <w:t>Phủ đệ của các đô trưởng Krutitsy (Митрополичьи палаты) xây trong khoảng 1655–1670, là nơi ở và làm việc của các vị đứng đầu giáo phận. Tường gạch đỏ dày, cửa sổ nhỏ có khung đá chạm — kiểu dinh thự quý tộc – giáo phẩm Nga trước thời Pyotr Đại đế.</w:t>
+      </w:r>
+    </w:p>
+    <w:p>
+      <w:pPr>
+        <w:jc w:val="both"/>
+      </w:pPr>
+      <w:r>
+        <w:t>Nối phủ đệ với nhà thờ là dãy hành lang có mái (крытый переход) dựng cùng thời với Teremok (1693–1694), do chính Startsev và Kovalyov thực hiện — nhờ nó, các đô trưởng có thể đi từ nơi ở sang hành lễ mà không phải ra ngoài trời. Trong sân còn có nhà thờ Phục Sinh (Воскресенская церковь) dựng từ thập niên 1650 trên nền móng thế kỷ 16 (thời Xô-viết từng bị cải tạo thành doanh trại giai đoạn 1936–1938), và dãy nhà bên bờ sông Набережные палаты dựng năm 1719.</w:t>
+      </w:r>
+    </w:p>
+    <w:p>
+      <w:pPr>
+        <w:jc w:val="both"/>
+      </w:pPr>
+      <w:r>
+        <w:t>Một chi tiết ít người biết: khu vườn của phủ đệ từng có đài phun nước được xem là đầu tiên của Moskva, dựng dưới thời đô trưởng Pavel II (Павел II, tại vị 1664–1676) — một vị giáo phẩm mê làm vườn và thú tiêu khiển tao nhã.</w:t>
+      </w:r>
+    </w:p>
+    <w:p>
+      <w:pPr>
+        <w:jc w:val="both"/>
+      </w:pPr>
+      <w:r>
+        <w:t>Gợi ý cách kể: dẫn khách đi giáp một vòng sân theo trục 'phủ đệ → hành lang → nhà thờ', vừa đi vừa chỉ cho khách thấy vì sao Krutitsy hay được chọn làm phim trường cổ trang: sân lát đá, tường gạch, cửa vòm và hành lang gần như nguyên vẹn. Nhắc khách rằng người cứu quần thể khỏi bị phá bỏ thời Xô-viết là nhà phục chế Pyotr Baranovsky (Пётр Барановский), làm việc ở đây từ năm 1947.</w:t>
       </w:r>
     </w:p>
     <w:p>
@@ -906,6 +1043,51 @@
       </w:r>
     </w:p>
     <w:p>
+      <w:r>
+        <w:rPr>
+          <w:sz w:val="22"/>
+        </w:rPr>
+        <w:t xml:space="preserve">• Крутицкое подворье — audioguide izi.travel — </w:t>
+      </w:r>
+      <w:r>
+        <w:rPr>
+          <w:color w:val="204A86"/>
+          <w:sz w:val="20"/>
+        </w:rPr>
+        <w:t>https://izi.travel/ru/5dea-krutickoe-podvore/ru</w:t>
+      </w:r>
+    </w:p>
+    <w:p>
+      <w:r>
+        <w:rPr>
+          <w:sz w:val="22"/>
+        </w:rPr>
+        <w:t xml:space="preserve">• Крутицкое подворье в Москве — Туристер.Ру — </w:t>
+      </w:r>
+      <w:r>
+        <w:rPr>
+          <w:color w:val="204A86"/>
+          <w:sz w:val="20"/>
+        </w:rPr>
+        <w:t>https://www.tourister.ru/world/europe/russia/city/moscow/tips/9150</w:t>
+      </w:r>
+    </w:p>
+    <w:p>
+      <w:r>
+        <w:rPr>
+          <w:sz w:val="22"/>
+        </w:rPr>
+        <w:t xml:space="preserve">• Крутицкое подворье — RUSSPASS Журнал — </w:t>
+      </w:r>
+      <w:r>
+        <w:rPr>
+          <w:color w:val="204A86"/>
+          <w:sz w:val="20"/>
+        </w:rPr>
+        <w:t>https://mag.russpass.ru/rubric/moskva/krutitskoe-podvorie</w:t>
+      </w:r>
+    </w:p>
+    <w:p>
       <w:pPr>
         <w:pStyle w:val="Heading2"/>
       </w:pPr>
@@ -982,11 +1164,29 @@
     <w:p>
       <w:r>
         <w:rPr>
+          <w:color w:val="5C6773"/>
+          <w:sz w:val="20"/>
+        </w:rPr>
+        <w:t>Wikipedia tiếng Anh, mục «Krutitsy» (bản đối chiếu tháng 9/2026) — dùng cho niên đại từng công trình: nhà thờ Uspensky tầng dưới 1667–1689 và tầng trên tới ~1700, cao 29 m, năm mái vòm, cháy năm 1812, lợp mái 1817, tầng trên mở lại 1823; Митрополичьи палаты 1655–1670; hành lang và Teremok 1693–1694 (kts Osip Startsev và Illarion/Larion Kovalyov, men bởi Stepan Ivanov); nhà thờ Phục Sinh thập niên 1650 (cải tạo thành doanh trại 1936–1938); Набережные палаты 1719; đài phun nước đầu tiên của Moskva thời đô trưởng Pavel II (1664–1676); phục chế bởi Pyotr Baranovsky từ 1947.</w:t>
+      </w:r>
+    </w:p>
+    <w:p>
+      <w:r>
+        <w:rPr>
+          <w:color w:val="5C6773"/>
+          <w:sz w:val="20"/>
+        </w:rPr>
+        <w:t>Tra cứu izi.travel và các trang du lịch Nga (Туристер.Ру, RUSSPASS) về Крутицкое подворье — tham khảo cách audioguide dẫn dắt qua Cổng Thánh, Teremok và sân trong; trang izi.travel bị giới hạn truy cập (HTTP 429) tại thời điểm biên soạn nên chỉ dùng làm nguồn định hướng, mọi dữ kiện đã đối chiếu với Wikipedia.</w:t>
+      </w:r>
+    </w:p>
+    <w:p>
+      <w:r>
+        <w:rPr>
           <w:i/>
           <w:color w:val="5C6773"/>
           <w:sz w:val="18"/>
         </w:rPr>
-        <w:t>Tài liệu nội bộ — không dùng cho mục đích public. Biên soạn nguyên gốc, có dẫn nguồn. Cập nhật 2026-08-11.</w:t>
+        <w:t>Tài liệu nội bộ — không dùng cho mục đích public. Biên soạn nguyên gốc, có dẫn nguồn. Cập nhật 2026-09-28.</w:t>
       </w:r>
     </w:p>
     <w:sectPr>
